--- a/docs/RP Windows Server.docx
+++ b/docs/RP Windows Server.docx
@@ -147,9 +147,6 @@
         <w:t>mediaschool.local</w:t>
       </w:r>
       <w:proofErr w:type="spellEnd"/>
-      <w:r>
-        <w:t>.</w:t>
-      </w:r>
     </w:p>
     <w:p>
       <w:r>
